--- a/practice/reports/result.docx
+++ b/practice/reports/result.docx
@@ -4409,7 +4409,52 @@
         <w:pStyle w:val="BodyText"/>
       </w:pPr>
       <w:r>
-        <w:t xml:space="preserve">Если скачивание не работает, файл можно взять вручную:</w:t>
+        <w:t xml:space="preserve">Источник (</w:t>
+      </w:r>
+      <w:r>
+        <w:rPr>
+          <w:rStyle w:val="VerbatimChar"/>
+        </w:rPr>
+        <w:t xml:space="preserve">data/necropol_t1.txt</w:t>
+      </w:r>
+      <w:r>
+        <w:t xml:space="preserve">, 3 МБ) и промежуточный файл статей (</w:t>
+      </w:r>
+      <w:r>
+        <w:rPr>
+          <w:rStyle w:val="VerbatimChar"/>
+        </w:rPr>
+        <w:t xml:space="preserve">output/entries.csv</w:t>
+      </w:r>
+      <w:r>
+        <w:t xml:space="preserve">) в архив не входят: их создают</w:t>
+      </w:r>
+      <w:r>
+        <w:t xml:space="preserve"> </w:t>
+      </w:r>
+      <w:r>
+        <w:rPr>
+          <w:rStyle w:val="VerbatimChar"/>
+        </w:rPr>
+        <w:t xml:space="preserve">download.py</w:t>
+      </w:r>
+      <w:r>
+        <w:t xml:space="preserve"> </w:t>
+      </w:r>
+      <w:r>
+        <w:t xml:space="preserve">и</w:t>
+      </w:r>
+      <w:r>
+        <w:t xml:space="preserve"> </w:t>
+      </w:r>
+      <w:r>
+        <w:rPr>
+          <w:rStyle w:val="VerbatimChar"/>
+        </w:rPr>
+        <w:t xml:space="preserve">segment.py</w:t>
+      </w:r>
+      <w:r>
+        <w:t xml:space="preserve">. Если скачивание не работает, файл можно взять вручную:</w:t>
       </w:r>
       <w:r>
         <w:t xml:space="preserve"> </w:t>
@@ -4459,28 +4504,16 @@
               </w:rPr>
               <w:t xml:space="preserve">reports/result.docx</w:t>
             </w:r>
-            <w:r>
-              <w:t xml:space="preserve">,</w:t>
-            </w:r>
-            <w:r>
-              <w:t xml:space="preserve"> </w:t>
-            </w:r>
-            <w:r>
-              <w:rPr>
-                <w:rStyle w:val="VerbatimChar"/>
-              </w:rPr>
-              <w:t xml:space="preserve">explain.docx</w:t>
-            </w:r>
-          </w:p>
-        </w:tc>
-        <w:tc>
-          <w:tcPr/>
-          <w:p>
-            <w:pPr>
-              <w:pStyle w:val="Compact"/>
-            </w:pPr>
-            <w:r>
-              <w:t xml:space="preserve">Отчёты в формате Word (то же содержание, что и HTML)</w:t>
+          </w:p>
+        </w:tc>
+        <w:tc>
+          <w:tcPr/>
+          <w:p>
+            <w:pPr>
+              <w:pStyle w:val="Compact"/>
+            </w:pPr>
+            <w:r>
+              <w:t xml:space="preserve">Этот отчёт в формате Word</w:t>
             </w:r>
           </w:p>
         </w:tc>

--- a/practice/reports/result.docx
+++ b/practice/reports/result.docx
@@ -4834,15 +4834,85 @@
         </w:rPr>
         <w:t xml:space="preserve">Собственная доработка после общения с моделью:</w:t>
       </w:r>
-      <w:r>
-        <w:t xml:space="preserve"> </w:t>
-      </w:r>
-      <w:r>
-        <w:rPr>
-          <w:i/>
-          <w:iCs/>
-        </w:rPr>
-        <w:t xml:space="preserve">[заполнить: что проверено и изменено лично — например, перепроверка эталона, выбор источника, формулировка исследовательского вопроса]</w:t>
+    </w:p>
+    <w:p>
+      <w:pPr>
+        <w:pStyle w:val="Compact"/>
+        <w:numPr>
+          <w:ilvl w:val="0"/>
+          <w:numId w:val="1006"/>
+        </w:numPr>
+      </w:pPr>
+      <w:r>
+        <w:t xml:space="preserve">выбраны источник («Петербургский некрополь», т. 1) и этап для автоматизации — даты рождения и смерти;</w:t>
+      </w:r>
+    </w:p>
+    <w:p>
+      <w:pPr>
+        <w:pStyle w:val="Compact"/>
+        <w:numPr>
+          <w:ilvl w:val="0"/>
+          <w:numId w:val="1006"/>
+        </w:numPr>
+      </w:pPr>
+      <w:r>
+        <w:t xml:space="preserve">две модели сравнены на одной задаче: серия промтов прогнана на Claude Haiku и на Claude Sonnet, по итогам на отложенной выборке выбран код Sonnet (дата смерти: точность 97 % против 95 %, охват 94,8 % против 89,8 %);</w:t>
+      </w:r>
+    </w:p>
+    <w:p>
+      <w:pPr>
+        <w:pStyle w:val="Compact"/>
+        <w:numPr>
+          <w:ilvl w:val="0"/>
+          <w:numId w:val="1006"/>
+        </w:numPr>
+      </w:pPr>
+      <w:r>
+        <w:t xml:space="preserve">промты переписаны простым языком, без технических инструкций, — так их может прочитать и проверить историк;</w:t>
+      </w:r>
+    </w:p>
+    <w:p>
+      <w:pPr>
+        <w:pStyle w:val="Compact"/>
+        <w:numPr>
+          <w:ilvl w:val="0"/>
+          <w:numId w:val="1006"/>
+        </w:numPr>
+      </w:pPr>
+      <w:r>
+        <w:t xml:space="preserve">принято решение сохранить код модели без правок, а замеченные недостатки (например, кодировку CSV для Excel) вынести в план доработки;</w:t>
+      </w:r>
+    </w:p>
+    <w:p>
+      <w:pPr>
+        <w:pStyle w:val="Compact"/>
+        <w:numPr>
+          <w:ilvl w:val="0"/>
+          <w:numId w:val="1006"/>
+        </w:numPr>
+      </w:pPr>
+      <w:r>
+        <w:t xml:space="preserve">для честной оценки потребована отдельная выборка из 40 статей, которая не показывалась модели;</w:t>
+      </w:r>
+    </w:p>
+    <w:p>
+      <w:pPr>
+        <w:pStyle w:val="Compact"/>
+        <w:numPr>
+          <w:ilvl w:val="0"/>
+          <w:numId w:val="1006"/>
+        </w:numPr>
+      </w:pPr>
+      <w:r>
+        <w:t xml:space="preserve">выбрана форма сдачи: отчёт в HTML и Word, архив только с материалами для проверки.</w:t>
+      </w:r>
+    </w:p>
+    <w:p>
+      <w:pPr>
+        <w:pStyle w:val="FirstParagraph"/>
+      </w:pPr>
+      <w:r>
+        <w:t xml:space="preserve">Ручная разметка эталона (100 статей) выполнена с помощью Claude Opus; независимая сверка её человеком со сканом пока не проводилась и стоит в плане доработки.</w:t>
       </w:r>
     </w:p>
     <w:bookmarkEnd w:id="40"/>
@@ -5206,6 +5276,9 @@
     <w:abstractNumId w:val="991"/>
   </w:num>
   <w:num w:numId="1005">
+    <w:abstractNumId w:val="991"/>
+  </w:num>
+  <w:num w:numId="1006">
     <w:abstractNumId w:val="991"/>
   </w:num>
 </w:numbering>
